--- a/session 2 candidatures/docx/LM_L3_Informatique_Lille_Session2.docx
+++ b/session 2 candidatures/docx/LM_L3_Informatique_Lille_Session2.docx
@@ -4,7 +4,7 @@
   <w:body>
     <w:p>
       <w:pPr>
-        <w:spacing w:after="30" w:before="0"/>
+        <w:spacing w:after="30"/>
         <w:jc w:val="center"/>
       </w:pPr>
       <w:r>
@@ -21,7 +21,7 @@
     </w:p>
     <w:p>
       <w:pPr>
-        <w:spacing w:after="30" w:before="0"/>
+        <w:spacing w:after="30"/>
         <w:jc w:val="center"/>
       </w:pPr>
       <w:r>
@@ -33,7 +33,7 @@
           <w:sz w:val="22"/>
           <w:szCs w:val="22"/>
         </w:rPr>
-        <w:t xml:space="preserve">Étudiant BTS CIEL — Option B : Électronique et Réseaux</w:t>
+        <w:t xml:space="preserve">Titulaire du BTS CIEL — Option B : Électronique et Réseaux</w:t>
       </w:r>
     </w:p>
     <w:tbl>
@@ -200,7 +200,7 @@
     </w:p>
     <w:p>
       <w:pPr>
-        <w:spacing w:after="220" w:before="0"/>
+        <w:spacing w:after="220"/>
       </w:pPr>
       <w:r>
         <w:rPr>
@@ -251,7 +251,7 @@
           <w:sz w:val="21"/>
           <w:szCs w:val="21"/>
         </w:rPr>
-        <w:t xml:space="preserve">Actuellement en deuxième année de </w:t>
+        <w:t xml:space="preserve">Titulaire du </w:t>
       </w:r>
       <w:r>
         <w:rPr>
@@ -273,7 +273,7 @@
           <w:sz w:val="21"/>
           <w:szCs w:val="21"/>
         </w:rPr>
-        <w:t xml:space="preserve"> au LGT Baggio à Lille, où j'ai obtenu une moyenne générale de </w:t>
+        <w:t xml:space="preserve"> obtenu au LGT Baggio à Lille en 2026, avec une moyenne générale de </w:t>
       </w:r>
       <w:r>
         <w:rPr>
@@ -400,7 +400,7 @@
           <w:sz w:val="21"/>
           <w:szCs w:val="21"/>
         </w:rPr>
-        <w:t xml:space="preserve">) —, je me suis réorienté vers le BTS CIEL afin de renforcer mes compétences en réseaux, systèmes et sécurité. J'y ai notamment approfondi l'administration Linux/Windows, la sécurisation de réseaux et les notions de firewall.</w:t>
+        <w:t xml:space="preserve">) —, je me suis réorienté vers le BTS CIEL afin de renforcer mes compétences en réseaux, systèmes et sécurité. J'y ai notamment approfondi l'administration Linux/Windows, la sécurisation de réseaux (firewall, VLANs) et les notions de firewall — diplôme que je viens d'obtenir avec succès.</w:t>
       </w:r>
     </w:p>
     <w:p>
@@ -439,7 +439,7 @@
           <w:sz w:val="21"/>
           <w:szCs w:val="21"/>
         </w:rPr>
-        <w:t xml:space="preserve"> (mai–juin 2026) m'a permis de mettre ces compétences en pratique : configuration et déploiement de solutions d'impression réseau, gestion de parc informatique, diagnostic de pannes. Cette expérience a renforcé ma rigueur et mon autonomie dans un contexte professionnel exigeant.</w:t>
+        <w:t xml:space="preserve"> (mai–juin 2026) m'a permis de mettre ces compétences en pratique dans un contexte professionnel exigeant : configuration et déploiement de solutions d'impression réseau, gestion de parc informatique, diagnostic de pannes. Cette expérience a renforcé ma rigueur et mon autonomie.</w:t>
       </w:r>
     </w:p>
     <w:p>
@@ -456,7 +456,7 @@
           <w:sz w:val="21"/>
           <w:szCs w:val="21"/>
         </w:rPr>
-        <w:t xml:space="preserve">Aujourd'hui, je souhaite reprendre un parcours universitaire en informatique au niveau L3, afin de consolider les fondamentaux théoriques — algorithmique avancée, génie logiciel, architecture des systèmes — que mon passage par le BTS CIEL n'a pu qu'en partie aborder. La Licence 3 Informatique de l'Université de Lille me permettrait de réunir mes compétences en développement et mes acquis en systèmes/réseaux au sein d'un profil complet, en vue d'une poursuite d'études en master.</w:t>
+        <w:t xml:space="preserve">Aujourd'hui diplômé, je souhaite reprendre un parcours universitaire en informatique au niveau L3, afin de consolider les fondamentaux théoriques — algorithmique avancée, génie logiciel, architecture des systèmes — en vue d'une poursuite d'études en master. La Licence 3 Informatique de l'Université de Lille me permettrait de réunir mes compétences en développement et mes acquis en systèmes/réseaux au sein d'un profil complet.</w:t>
       </w:r>
     </w:p>
     <w:p>
@@ -473,7 +473,7 @@
           <w:sz w:val="21"/>
           <w:szCs w:val="21"/>
         </w:rPr>
-        <w:t xml:space="preserve">Sérieux, curieux et persévérant — qualités soulignées par mes professeurs — je m'investis également en dehors du cadre scolaire : je pratique des labs réseaux personnels encadrés par un expert en cybersécurité, et j'assure une veille technologique régulière. Le tennis, que je pratique en compétition depuis dix ans, m'a par ailleurs appris la rigueur et la persévérance face à l'effort long.</w:t>
+        <w:t xml:space="preserve">Fort d'un caractère sérieux, curieux et persévérant — qualités soulignées par mes professeurs —, je m'investis également en dehors du cadre scolaire : je pratique des labs réseaux personnels encadrés par un expert en cybersécurité, et j'assure une veille technologique régulière. Le tennis, que je pratique en compétition depuis dix ans, m'a par ailleurs appris la rigueur et la persévérance face à l'effort long.</w:t>
       </w:r>
     </w:p>
     <w:p>
@@ -585,7 +585,7 @@
       <w:pBdr>
         <w:top w:val="single" w:color="2E86C1" w:sz="6" w:space="3"/>
       </w:pBdr>
-      <w:spacing w:after="60" w:before="0"/>
+      <w:spacing w:after="60"/>
     </w:pPr>
   </w:p>
   <w:p>

--- a/session 2 candidatures/docx/LM_L3_Informatique_Lille_Session2.docx
+++ b/session 2 candidatures/docx/LM_L3_Informatique_Lille_Session2.docx
@@ -439,7 +439,7 @@
           <w:sz w:val="21"/>
           <w:szCs w:val="21"/>
         </w:rPr>
-        <w:t xml:space="preserve"> (mai–juin 2026) m'a permis de mettre ces compétences en pratique dans un contexte professionnel exigeant : configuration et déploiement de solutions d'impression réseau, gestion de parc informatique, diagnostic de pannes. Cette expérience a renforcé ma rigueur et mon autonomie.</w:t>
+        <w:t xml:space="preserve"> (mai–juin 2025) m'a permis de mettre ces compétences en pratique dans un contexte professionnel exigeant : configuration et déploiement de solutions d'impression réseau, gestion de parc informatique, diagnostic de pannes. Cette expérience a renforcé ma rigueur et mon autonomie.</w:t>
       </w:r>
     </w:p>
     <w:p>
